--- a/docs/casos-de-uso-v2/CU-06 Solicitar Reapertura de Caso.docx
+++ b/docs/casos-de-uso-v2/CU-06 Solicitar Reapertura de Caso.docx
@@ -60,7 +60,7 @@
           <w:sz w:val="22"/>
           <w:szCs w:val="22"/>
         </w:rPr>
-        <w:t xml:space="preserve">Versión 2.0</w:t>
+        <w:t xml:space="preserve">Versión 2.1</w:t>
       </w:r>
     </w:p>
     <w:p>
@@ -74,7 +74,7 @@
           <w:sz w:val="22"/>
           <w:szCs w:val="22"/>
         </w:rPr>
-        <w:t xml:space="preserve">Elaborado por Heydi Herrera, Daniel Lima   05/10/2026</w:t>
+        <w:t xml:space="preserve">Elaborado por Heydi Herrera, Daniel Lima   10/10/2026</w:t>
       </w:r>
     </w:p>
     <w:p>
@@ -473,6 +473,124 @@
           </w:p>
         </w:tc>
       </w:tr>
+      <w:tr>
+        <w:tc>
+          <w:tcPr>
+            <w:tcW w:type="dxa" w:w="2300"/>
+            <w:tcBorders>
+              <w:top w:val="single" w:color="999999" w:sz="4"/>
+              <w:left w:val="single" w:color="999999" w:sz="4"/>
+              <w:bottom w:val="single" w:color="999999" w:sz="4"/>
+              <w:right w:val="single" w:color="999999" w:sz="4"/>
+            </w:tcBorders>
+            <w:tcMar>
+              <w:top w:type="dxa" w:w="60"/>
+              <w:left w:type="dxa" w:w="100"/>
+              <w:bottom w:type="dxa" w:w="60"/>
+              <w:right w:type="dxa" w:w="100"/>
+            </w:tcMar>
+          </w:tcPr>
+          <w:p>
+            <w:r>
+              <w:rPr>
+                <w:rFonts w:ascii="Calibri" w:cs="Calibri" w:eastAsia="Calibri" w:hAnsi="Calibri"/>
+                <w:b w:val="false"/>
+                <w:bCs w:val="false"/>
+                <w:sz w:val="20"/>
+                <w:szCs w:val="20"/>
+              </w:rPr>
+              <w:t xml:space="preserve">Heydi Herrera, Daniel Lima</w:t>
+            </w:r>
+          </w:p>
+        </w:tc>
+        <w:tc>
+          <w:tcPr>
+            <w:tcW w:type="dxa" w:w="1400"/>
+            <w:tcBorders>
+              <w:top w:val="single" w:color="999999" w:sz="4"/>
+              <w:left w:val="single" w:color="999999" w:sz="4"/>
+              <w:bottom w:val="single" w:color="999999" w:sz="4"/>
+              <w:right w:val="single" w:color="999999" w:sz="4"/>
+            </w:tcBorders>
+            <w:tcMar>
+              <w:top w:type="dxa" w:w="60"/>
+              <w:left w:type="dxa" w:w="100"/>
+              <w:bottom w:type="dxa" w:w="60"/>
+              <w:right w:type="dxa" w:w="100"/>
+            </w:tcMar>
+          </w:tcPr>
+          <w:p>
+            <w:r>
+              <w:rPr>
+                <w:rFonts w:ascii="Calibri" w:cs="Calibri" w:eastAsia="Calibri" w:hAnsi="Calibri"/>
+                <w:b w:val="false"/>
+                <w:bCs w:val="false"/>
+                <w:sz w:val="20"/>
+                <w:szCs w:val="20"/>
+              </w:rPr>
+              <w:t xml:space="preserve">10/10/2026</w:t>
+            </w:r>
+          </w:p>
+        </w:tc>
+        <w:tc>
+          <w:tcPr>
+            <w:tcW w:type="dxa" w:w="4760"/>
+            <w:tcBorders>
+              <w:top w:val="single" w:color="999999" w:sz="4"/>
+              <w:left w:val="single" w:color="999999" w:sz="4"/>
+              <w:bottom w:val="single" w:color="999999" w:sz="4"/>
+              <w:right w:val="single" w:color="999999" w:sz="4"/>
+            </w:tcBorders>
+            <w:tcMar>
+              <w:top w:type="dxa" w:w="60"/>
+              <w:left w:type="dxa" w:w="100"/>
+              <w:bottom w:type="dxa" w:w="60"/>
+              <w:right w:type="dxa" w:w="100"/>
+            </w:tcMar>
+          </w:tcPr>
+          <w:p>
+            <w:r>
+              <w:rPr>
+                <w:rFonts w:ascii="Calibri" w:cs="Calibri" w:eastAsia="Calibri" w:hAnsi="Calibri"/>
+                <w:b w:val="false"/>
+                <w:bCs w:val="false"/>
+                <w:sz w:val="20"/>
+                <w:szCs w:val="20"/>
+              </w:rPr>
+              <w:t xml:space="preserve">Redacción más fluida de los flujos, con los nombres reales de botones, apartados y mensajes de la interfaz; se agregan los flujos de reasignación y aprobación de respuestas</w:t>
+            </w:r>
+          </w:p>
+        </w:tc>
+        <w:tc>
+          <w:tcPr>
+            <w:tcW w:type="dxa" w:w="900"/>
+            <w:tcBorders>
+              <w:top w:val="single" w:color="999999" w:sz="4"/>
+              <w:left w:val="single" w:color="999999" w:sz="4"/>
+              <w:bottom w:val="single" w:color="999999" w:sz="4"/>
+              <w:right w:val="single" w:color="999999" w:sz="4"/>
+            </w:tcBorders>
+            <w:tcMar>
+              <w:top w:type="dxa" w:w="60"/>
+              <w:left w:type="dxa" w:w="100"/>
+              <w:bottom w:type="dxa" w:w="60"/>
+              <w:right w:type="dxa" w:w="100"/>
+            </w:tcMar>
+          </w:tcPr>
+          <w:p>
+            <w:r>
+              <w:rPr>
+                <w:rFonts w:ascii="Calibri" w:cs="Calibri" w:eastAsia="Calibri" w:hAnsi="Calibri"/>
+                <w:b w:val="false"/>
+                <w:bCs w:val="false"/>
+                <w:sz w:val="20"/>
+                <w:szCs w:val="20"/>
+              </w:rPr>
+              <w:t xml:space="preserve">2.1</w:t>
+            </w:r>
+          </w:p>
+        </w:tc>
+      </w:tr>
     </w:tbl>
     <w:p>
       <w:pPr>
@@ -514,7 +632,7 @@
           <w:sz w:val="22"/>
           <w:szCs w:val="22"/>
         </w:rPr>
-        <w:t xml:space="preserve">El presente caso de uso permite al usuario solicitar la reapertura de un caso cerrado cuando considera que la solución proporcionada no resolvió satisfactoriamente la situación.</w:t>
+        <w:t xml:space="preserve">Este caso de uso describe cómo el cliente solicita que se reabra un caso cerrado cuando considera que la solución recibida no resolvió su situación. La solicitud debe hacerse dentro de los 15 días posteriores al cierre.</w:t>
       </w:r>
     </w:p>
     <w:p>
@@ -544,7 +662,7 @@
           <w:sz w:val="22"/>
           <w:szCs w:val="22"/>
         </w:rPr>
-        <w:t xml:space="preserve">Permitir al usuario solicitar la reactivación formal de un caso cerrado dentro del plazo establecido por el sistema.</w:t>
+        <w:t xml:space="preserve">Permitir al cliente pedir formalmente la reactivación de un caso cerrado, dentro del plazo establecido por el sistema.</w:t>
       </w:r>
     </w:p>
     <w:p>
@@ -649,7 +767,7 @@
           <w:sz w:val="22"/>
           <w:szCs w:val="22"/>
         </w:rPr>
-        <w:t xml:space="preserve">El usuario debe tener una sesión activa y ser el propietario del caso.</w:t>
+        <w:t xml:space="preserve">El cliente tiene la sesión iniciada (CU-00) y es el propietario del caso.</w:t>
       </w:r>
     </w:p>
     <w:p>
@@ -667,7 +785,7 @@
           <w:sz w:val="22"/>
           <w:szCs w:val="22"/>
         </w:rPr>
-        <w:t xml:space="preserve">El caso debe encontrarse en estado “Cerrado”.</w:t>
+        <w:t xml:space="preserve">El caso se encuentra en estado “Cerrado”.</w:t>
       </w:r>
     </w:p>
     <w:p>
@@ -685,7 +803,7 @@
           <w:sz w:val="22"/>
           <w:szCs w:val="22"/>
         </w:rPr>
-        <w:t xml:space="preserve">La solicitud debe realizarse dentro del plazo límite de 15 días posteriores al cierre.</w:t>
+        <w:t xml:space="preserve">No han pasado más de 15 días desde el cierre.</w:t>
       </w:r>
     </w:p>
     <w:p>
@@ -720,7 +838,7 @@
           <w:sz w:val="22"/>
           <w:szCs w:val="22"/>
         </w:rPr>
-        <w:t xml:space="preserve">El usuario ingresa a la sección “Mis casos” (CU-03).</w:t>
+        <w:t xml:space="preserve">En la pantalla “Mis casos” (CU-03), el usuario ubica un caso en estado “Cerrado”. En su fila se muestra el botón “Reabrir Caso”; también puede abrir “Ver Detalle” y usar el botón “Solicitar reapertura” (FA01).</w:t>
       </w:r>
     </w:p>
     <w:p>
@@ -738,7 +856,7 @@
           <w:sz w:val="22"/>
           <w:szCs w:val="22"/>
         </w:rPr>
-        <w:t xml:space="preserve">El usuario selecciona un caso en estado “Cerrado”.</w:t>
+        <w:t xml:space="preserve">El usuario presiona “Reabrir Caso”.</w:t>
       </w:r>
     </w:p>
     <w:p>
@@ -756,43 +874,7 @@
           <w:sz w:val="22"/>
           <w:szCs w:val="22"/>
         </w:rPr>
-        <w:t xml:space="preserve">El sistema muestra el detalle y la opción “Solicitar reapertura” (FA01).</w:t>
-      </w:r>
-    </w:p>
-    <w:p>
-      <w:pPr>
-        <w:pStyle w:val="ListParagraph"/>
-        <w:numPr>
-          <w:ilvl w:val="0"/>
-          <w:numId w:val="3"/>
-        </w:numPr>
-        <w:spacing w:after="80"/>
-      </w:pPr>
-      <w:r>
-        <w:rPr>
-          <w:rFonts w:ascii="Calibri" w:cs="Calibri" w:eastAsia="Calibri" w:hAnsi="Calibri"/>
-          <w:sz w:val="22"/>
-          <w:szCs w:val="22"/>
-        </w:rPr>
-        <w:t xml:space="preserve">El usuario selecciona “Solicitar reapertura”.</w:t>
-      </w:r>
-    </w:p>
-    <w:p>
-      <w:pPr>
-        <w:pStyle w:val="ListParagraph"/>
-        <w:numPr>
-          <w:ilvl w:val="0"/>
-          <w:numId w:val="3"/>
-        </w:numPr>
-        <w:spacing w:after="80"/>
-      </w:pPr>
-      <w:r>
-        <w:rPr>
-          <w:rFonts w:ascii="Calibri" w:cs="Calibri" w:eastAsia="Calibri" w:hAnsi="Calibri"/>
-          <w:sz w:val="22"/>
-          <w:szCs w:val="22"/>
-        </w:rPr>
-        <w:t xml:space="preserve">El sistema muestra el formulario solicitando (FA02):</w:t>
+        <w:t xml:space="preserve">El sistema abre la ventana “Solicitar Reapertura de Caso” y solicita (FA02):</w:t>
       </w:r>
     </w:p>
     <w:tbl>
@@ -964,7 +1046,7 @@
                 <w:sz w:val="20"/>
                 <w:szCs w:val="20"/>
               </w:rPr>
-              <w:t xml:space="preserve">motivo detallado de reapertura</w:t>
+              <w:t xml:space="preserve">Motivo detallado de reapertura (*)</w:t>
             </w:r>
           </w:p>
         </w:tc>
@@ -1082,7 +1164,7 @@
                 <w:sz w:val="20"/>
                 <w:szCs w:val="20"/>
               </w:rPr>
-              <w:t xml:space="preserve">evidencias o documentos de respaldo</w:t>
+              <w:t xml:space="preserve">Evidencias o documentos de respaldo (opcional)</w:t>
             </w:r>
           </w:p>
         </w:tc>
@@ -1203,7 +1285,7 @@
           <w:sz w:val="22"/>
           <w:szCs w:val="22"/>
         </w:rPr>
-        <w:t xml:space="preserve">El usuario ingresa los datos y presiona el botón “Enviar solicitud”.</w:t>
+        <w:t xml:space="preserve">El usuario explica por qué considera que el caso no quedó resuelto, adjunta una evidencia si la tiene y presiona el botón “Enviar solicitud” (FA03).</w:t>
       </w:r>
     </w:p>
     <w:p>
@@ -1221,7 +1303,7 @@
           <w:sz w:val="22"/>
           <w:szCs w:val="22"/>
         </w:rPr>
-        <w:t xml:space="preserve">El sistema valida que el caso se encuentre dentro del plazo permitido (15 días).</w:t>
+        <w:t xml:space="preserve">El sistema valida que el caso esté dentro del plazo de 15 días.</w:t>
       </w:r>
     </w:p>
     <w:p>
@@ -1239,7 +1321,7 @@
           <w:sz w:val="22"/>
           <w:szCs w:val="22"/>
         </w:rPr>
-        <w:t xml:space="preserve">El sistema actualiza el estado a “Reapertura solicitada” en la base de datos y registra el cambio en la bitácora de auditoría (CU-10).</w:t>
+        <w:t xml:space="preserve">El sistema cambia el estado del caso a “Reapertura solicitada”, conserva intacto su historial y registra la fecha y hora de la solicitud y el cambio en la bitácora de auditoría (CU-10).</w:t>
       </w:r>
     </w:p>
     <w:p>
@@ -1326,7 +1408,7 @@
           <w:sz w:val="22"/>
           <w:szCs w:val="22"/>
         </w:rPr>
-        <w:t xml:space="preserve">FA01 – Plazo de reapertura vencido (más de 15 días):</w:t>
+        <w:t xml:space="preserve">FA01 – El plazo de reapertura venció:</w:t>
       </w:r>
     </w:p>
     <w:p>
@@ -1344,7 +1426,7 @@
           <w:sz w:val="22"/>
           <w:szCs w:val="22"/>
         </w:rPr>
-        <w:t xml:space="preserve">El sistema verifica que el plazo de 15 días ha expirado.</w:t>
+        <w:t xml:space="preserve">El sistema verifica que pasaron más de 15 días desde el cierre.</w:t>
       </w:r>
     </w:p>
     <w:p>
@@ -1362,7 +1444,7 @@
           <w:sz w:val="22"/>
           <w:szCs w:val="22"/>
         </w:rPr>
-        <w:t xml:space="preserve">El sistema muestra el mensaje: “El plazo para solicitar la reapertura ha vencido. Puede registrar un nuevo caso (CU-02)”.</w:t>
+        <w:t xml:space="preserve">El sistema muestra el mensaje: “El plazo para solicitar la reapertura ha vencido. Puede registrar un nuevo caso (CU-02)” y el botón “Entendido” para cerrar la ventana.</w:t>
       </w:r>
     </w:p>
     <w:p>
@@ -1396,7 +1478,7 @@
           <w:sz w:val="22"/>
           <w:szCs w:val="22"/>
         </w:rPr>
-        <w:t xml:space="preserve">FA02 – Motivo no ingresado:</w:t>
+        <w:t xml:space="preserve">FA02 – No se ingresó el motivo:</w:t>
       </w:r>
     </w:p>
     <w:p>
@@ -1414,7 +1496,7 @@
           <w:sz w:val="22"/>
           <w:szCs w:val="22"/>
         </w:rPr>
-        <w:t xml:space="preserve">El sistema detecta que el campo de motivo está vacío.</w:t>
+        <w:t xml:space="preserve">El usuario presiona “Enviar solicitud” sin escribir el motivo.</w:t>
       </w:r>
     </w:p>
     <w:p>
@@ -1450,7 +1532,77 @@
           <w:sz w:val="22"/>
           <w:szCs w:val="22"/>
         </w:rPr>
-        <w:t xml:space="preserve">Retorna al paso 5 del Flujo Normal Básico.</w:t>
+        <w:t xml:space="preserve">El sistema retorna al paso 3 del Flujo Normal Básico.</w:t>
+      </w:r>
+    </w:p>
+    <w:p>
+      <w:pPr>
+        <w:keepNext/>
+        <w:spacing w:after="60" w:before="140"/>
+      </w:pPr>
+      <w:r>
+        <w:rPr>
+          <w:rFonts w:ascii="Calibri" w:cs="Calibri" w:eastAsia="Calibri" w:hAnsi="Calibri"/>
+          <w:b/>
+          <w:bCs/>
+          <w:sz w:val="22"/>
+          <w:szCs w:val="22"/>
+        </w:rPr>
+        <w:t xml:space="preserve">FA03 – Evidencia no válida:</w:t>
+      </w:r>
+    </w:p>
+    <w:p>
+      <w:pPr>
+        <w:pStyle w:val="ListParagraph"/>
+        <w:numPr>
+          <w:ilvl w:val="0"/>
+          <w:numId w:val="6"/>
+        </w:numPr>
+        <w:spacing w:after="80"/>
+      </w:pPr>
+      <w:r>
+        <w:rPr>
+          <w:rFonts w:ascii="Calibri" w:cs="Calibri" w:eastAsia="Calibri" w:hAnsi="Calibri"/>
+          <w:sz w:val="22"/>
+          <w:szCs w:val="22"/>
+        </w:rPr>
+        <w:t xml:space="preserve">El usuario adjunta un archivo que no es JPG, PNG o PDF, o que supera los 2 MB.</w:t>
+      </w:r>
+    </w:p>
+    <w:p>
+      <w:pPr>
+        <w:pStyle w:val="ListParagraph"/>
+        <w:numPr>
+          <w:ilvl w:val="0"/>
+          <w:numId w:val="6"/>
+        </w:numPr>
+        <w:spacing w:after="80"/>
+      </w:pPr>
+      <w:r>
+        <w:rPr>
+          <w:rFonts w:ascii="Calibri" w:cs="Calibri" w:eastAsia="Calibri" w:hAnsi="Calibri"/>
+          <w:sz w:val="22"/>
+          <w:szCs w:val="22"/>
+        </w:rPr>
+        <w:t xml:space="preserve">El sistema muestra el mensaje: “El archivo adjunto supera los 2 MB o no corresponde a un formato permitido (PDF/Imagen)”.</w:t>
+      </w:r>
+    </w:p>
+    <w:p>
+      <w:pPr>
+        <w:pStyle w:val="ListParagraph"/>
+        <w:numPr>
+          <w:ilvl w:val="0"/>
+          <w:numId w:val="6"/>
+        </w:numPr>
+        <w:spacing w:after="80"/>
+      </w:pPr>
+      <w:r>
+        <w:rPr>
+          <w:rFonts w:ascii="Calibri" w:cs="Calibri" w:eastAsia="Calibri" w:hAnsi="Calibri"/>
+          <w:sz w:val="22"/>
+          <w:szCs w:val="22"/>
+        </w:rPr>
+        <w:t xml:space="preserve">El usuario selecciona un archivo válido y retorna al paso 3 del Flujo Normal Básico.</w:t>
       </w:r>
     </w:p>
     <w:p>
@@ -1485,7 +1637,7 @@
           <w:sz w:val="22"/>
           <w:szCs w:val="22"/>
         </w:rPr>
-        <w:t xml:space="preserve">El estado del caso cambia a “Reapertura solicitada”.</w:t>
+        <w:t xml:space="preserve">El caso queda en estado “Reapertura solicitada” y conserva todo su historial.</w:t>
       </w:r>
     </w:p>
     <w:p>
@@ -1503,7 +1655,24 @@
           <w:sz w:val="22"/>
           <w:szCs w:val="22"/>
         </w:rPr>
-        <w:t xml:space="preserve">El historial previo del caso se conserva intacto, sin alteraciones.</w:t>
+        <w:t xml:space="preserve">La administración recibe la notificación para revisar y dictaminar la solicitud (CU-07).</w:t>
+      </w:r>
+    </w:p>
+    <w:p>
+      <w:pPr>
+        <w:pStyle w:val="Heading1"/>
+        <w:spacing w:after="120" w:before="240"/>
+      </w:pPr>
+      <w:r>
+        <w:rPr>
+          <w:rFonts w:ascii="Calibri" w:cs="Calibri" w:eastAsia="Calibri" w:hAnsi="Calibri"/>
+          <w:b/>
+          <w:bCs/>
+          <w:color w:val="1F3864"/>
+          <w:sz w:val="28"/>
+          <w:szCs w:val="28"/>
+        </w:rPr>
+        <w:t xml:space="preserve">3. Requerimientos suplementarios o no funcionales</w:t>
       </w:r>
     </w:p>
     <w:p>
@@ -1521,24 +1690,7 @@
           <w:sz w:val="22"/>
           <w:szCs w:val="22"/>
         </w:rPr>
-        <w:t xml:space="preserve">Se notifica a la administración para la revisión y dictamen del caso (CU-07).</w:t>
-      </w:r>
-    </w:p>
-    <w:p>
-      <w:pPr>
-        <w:pStyle w:val="Heading1"/>
-        <w:spacing w:after="120" w:before="240"/>
-      </w:pPr>
-      <w:r>
-        <w:rPr>
-          <w:rFonts w:ascii="Calibri" w:cs="Calibri" w:eastAsia="Calibri" w:hAnsi="Calibri"/>
-          <w:b/>
-          <w:bCs/>
-          <w:color w:val="1F3864"/>
-          <w:sz w:val="28"/>
-          <w:szCs w:val="28"/>
-        </w:rPr>
-        <w:t xml:space="preserve">3. Requerimientos suplementarios o no funcionales</w:t>
+        <w:t xml:space="preserve">El plazo máximo para solicitar la reapertura es de 15 días posteriores al cierre.</w:t>
       </w:r>
     </w:p>
     <w:p>
@@ -1556,7 +1708,7 @@
           <w:sz w:val="22"/>
           <w:szCs w:val="22"/>
         </w:rPr>
-        <w:t xml:space="preserve">El plazo máximo para solicitar la reapertura es de 15 días posteriores al cierre.</w:t>
+        <w:t xml:space="preserve">El historial anterior del caso no debe eliminarse.</w:t>
       </w:r>
     </w:p>
     <w:p>
@@ -1574,7 +1726,7 @@
           <w:sz w:val="22"/>
           <w:szCs w:val="22"/>
         </w:rPr>
-        <w:t xml:space="preserve">El historial anterior del caso no debe eliminarse.</w:t>
+        <w:t xml:space="preserve">El sistema debe registrar la fecha y hora de la solicitud.</w:t>
       </w:r>
     </w:p>
     <w:p>
@@ -1592,25 +1744,7 @@
           <w:sz w:val="22"/>
           <w:szCs w:val="22"/>
         </w:rPr>
-        <w:t xml:space="preserve">El sistema debe registrar la fecha y hora de la solicitud.</w:t>
-      </w:r>
-    </w:p>
-    <w:p>
-      <w:pPr>
-        <w:pStyle w:val="ListParagraph"/>
-        <w:numPr>
-          <w:ilvl w:val="0"/>
-          <w:numId w:val="2"/>
-        </w:numPr>
-        <w:spacing w:after="60"/>
-      </w:pPr>
-      <w:r>
-        <w:rPr>
-          <w:rFonts w:ascii="Calibri" w:cs="Calibri" w:eastAsia="Calibri" w:hAnsi="Calibri"/>
-          <w:sz w:val="22"/>
-          <w:szCs w:val="22"/>
-        </w:rPr>
-        <w:t xml:space="preserve">El tiempo de respuesta no debe superar 5 segundos.</w:t>
+        <w:t xml:space="preserve">La solicitud no debe tardar más de 5 segundos en procesarse.</w:t>
       </w:r>
     </w:p>
     <w:p>
@@ -2217,6 +2351,18 @@
     </w:lvl>
   </w:abstractNum>
   <w:abstractNum w:abstractNumId="5" w15:restartNumberingAfterBreak="0">
+    <w:multiLevelType w:val="hybridMultilevel"/>
+    <w:lvl w:ilvl="0" w:tentative="1">
+      <w:start w:val="1"/>
+      <w:numFmt w:val="decimal"/>
+      <w:lvlText w:val="%1."/>
+      <w:lvlJc w:val="left"/>
+      <w:pPr>
+        <w:ind w:left="540" w:hanging="360"/>
+      </w:pPr>
+    </w:lvl>
+  </w:abstractNum>
+  <w:abstractNum w:abstractNumId="6" w15:restartNumberingAfterBreak="0">
     <w:multiLevelType w:val="hybridMultilevel"/>
     <w:lvl w:ilvl="0" w:tentative="1">
       <w:start w:val="1"/>
@@ -2254,6 +2400,12 @@
   </w:num>
   <w:num w:numId="5">
     <w:abstractNumId w:val="5"/>
+    <w:lvlOverride w:ilvl="0">
+      <w:startOverride w:val="1"/>
+    </w:lvlOverride>
+  </w:num>
+  <w:num w:numId="6">
+    <w:abstractNumId w:val="6"/>
     <w:lvlOverride w:ilvl="0">
       <w:startOverride w:val="1"/>
     </w:lvlOverride>
